--- a/Документы для сдачи/драфт критерия В, Забнин Платон.docx
+++ b/Документы для сдачи/драфт критерия В, Забнин Платон.docx
@@ -322,6 +322,14 @@
               </w:rPr>
               <w:t>сделано</w:t>
             </w:r>
+            <w:r>
+              <w:rPr>
+                <w:rFonts w:ascii="Times New Roman" w:hAnsi="Times New Roman" w:cs="Times New Roman"/>
+                <w:sz w:val="24"/>
+                <w:szCs w:val="24"/>
+              </w:rPr>
+              <w:t xml:space="preserve"> (27.02)</w:t>
+            </w:r>
           </w:p>
         </w:tc>
         <w:tc>
@@ -464,6 +472,14 @@
               </w:rPr>
               <w:t>сделано</w:t>
             </w:r>
+            <w:r>
+              <w:rPr>
+                <w:rFonts w:ascii="Times New Roman" w:hAnsi="Times New Roman" w:cs="Times New Roman"/>
+                <w:sz w:val="24"/>
+                <w:szCs w:val="24"/>
+              </w:rPr>
+              <w:t xml:space="preserve"> (07.03)</w:t>
+            </w:r>
           </w:p>
         </w:tc>
         <w:tc>
@@ -607,6 +623,14 @@
               </w:rPr>
               <w:t>сделано</w:t>
             </w:r>
+            <w:r>
+              <w:rPr>
+                <w:rFonts w:ascii="Times New Roman" w:hAnsi="Times New Roman" w:cs="Times New Roman"/>
+                <w:sz w:val="24"/>
+                <w:szCs w:val="24"/>
+              </w:rPr>
+              <w:t xml:space="preserve"> (08.03)</w:t>
+            </w:r>
           </w:p>
         </w:tc>
         <w:tc>
@@ -763,15 +787,7 @@
                 <w:sz w:val="24"/>
                 <w:szCs w:val="24"/>
               </w:rPr>
-              <w:t xml:space="preserve">не </w:t>
-            </w:r>
-            <w:r>
-              <w:rPr>
-                <w:rFonts w:ascii="Times New Roman" w:hAnsi="Times New Roman" w:cs="Times New Roman"/>
-                <w:sz w:val="24"/>
-                <w:szCs w:val="24"/>
-              </w:rPr>
-              <w:t>сделано</w:t>
+              <w:t>сделано частично (19.03)</w:t>
             </w:r>
           </w:p>
         </w:tc>
@@ -915,6 +931,14 @@
               </w:rPr>
               <w:t>сделано</w:t>
             </w:r>
+            <w:r>
+              <w:rPr>
+                <w:rFonts w:ascii="Times New Roman" w:hAnsi="Times New Roman" w:cs="Times New Roman"/>
+                <w:sz w:val="24"/>
+                <w:szCs w:val="24"/>
+              </w:rPr>
+              <w:t xml:space="preserve"> (08.03)</w:t>
+            </w:r>
           </w:p>
         </w:tc>
         <w:tc>
@@ -1047,7 +1071,7 @@
                 <w:sz w:val="24"/>
                 <w:szCs w:val="24"/>
               </w:rPr>
-              <w:t>в процессе</w:t>
+              <w:t>сделано (08.03)</w:t>
             </w:r>
           </w:p>
         </w:tc>
@@ -1209,7 +1233,7 @@
                 <w:szCs w:val="24"/>
               </w:rPr>
               <w:lastRenderedPageBreak/>
-              <w:t>не сделано</w:t>
+              <w:t>сделано (07.03)</w:t>
             </w:r>
           </w:p>
         </w:tc>
@@ -1344,7 +1368,7 @@
                 <w:sz w:val="24"/>
                 <w:szCs w:val="24"/>
               </w:rPr>
-              <w:t>не сделано</w:t>
+              <w:t>сделано (19.04)</w:t>
             </w:r>
           </w:p>
         </w:tc>
